--- a/acts-sermons/docx/40_2027-07-18_약속을이루신구주예수_행13장13-41절.docx
+++ b/acts-sermons/docx/40_2027-07-18_약속을이루신구주예수_행13장13-41절.docx
@@ -951,33 +951,33 @@
           <w:sz w:val="24"/>
           <w:szCs w:val="24"/>
         </w:rPr>
-        <w:t xml:space="preserve">누가복음 18장에서 예수님은 자기를 의롭다고 믿고 다른 사람을 멸시하는 자들에게 한 비유를 말씀하셨습니다. 두 사람이 기도하러 성전에 올라갔습니다. 한 사람은 바리새인이고 다른 한 사람은 세리였습니다. 바리새인은 서서 따로 기도했습니다. 하나님이여 나는 다른 사람들 곧 토색, 불의, 간음을 하는 자들과 같지 아니하고 이 세리와도 같지 아니함을 감사하나이다. 나는 이레에 두 번씩 금식하고 또 소득의 십일조를 드리나이다.</w:t>
-      </w:r>
-    </w:p>
-    <w:p>
-      <w:pPr>
-        <w:spacing w:after="160" w:line="360"/>
-      </w:pPr>
-      <w:r>
-        <w:rPr>
-          <w:rFonts w:ascii="맑은 고딕" w:cs="맑은 고딕" w:eastAsia="맑은 고딕" w:hAnsi="맑은 고딕"/>
-          <w:sz w:val="24"/>
-          <w:szCs w:val="24"/>
-        </w:rPr>
-        <w:t xml:space="preserve">세리는 멀리 서서 감히 눈을 들어 하늘을 쳐다보지도 못하고 다만 가슴을 치며 말했습니다. “하나님이여 불쌍히 여기소서 나는 죄인이로소이다.” 그는 내세울 것이 아무것도 없었습니다. 오직 하나님의 긍휼에 자신을 맡겼습니다.</w:t>
-      </w:r>
-    </w:p>
-    <w:p>
-      <w:pPr>
-        <w:spacing w:after="160" w:line="360"/>
-      </w:pPr>
-      <w:r>
-        <w:rPr>
-          <w:rFonts w:ascii="맑은 고딕" w:cs="맑은 고딕" w:eastAsia="맑은 고딕" w:hAnsi="맑은 고딕"/>
-          <w:sz w:val="24"/>
-          <w:szCs w:val="24"/>
-        </w:rPr>
-        <w:t xml:space="preserve">예수님은 결론을 말씀하셨습니다. 이에 저 바리새인이 아니고 이 사람이 의롭다 하심을 받고 그의 집으로 내려갔느니라. 율법의 행위를 자랑한 사람은 의롭다 하심을 받지 못했고, 자기 죄를 인정하고 긍휼을 구한 사람은 의롭다 하심을 받았습니다. 바울이 비시디아 안디옥에서 전한 복음이 바로 이것입니다.</w:t>
+        <w:t xml:space="preserve">누가복음 15장은 이렇게 시작합니다. 모든 세리와 죄인들이 말씀을 들으러 예수님께 가까이 나아왔습니다. 그러자 바리새인과 서기관들이 수군거렸습니다. 이 사람이 죄인을 영접하고 음식을 같이 먹는다고 말입니다. 그들에게 의로움이란 죄인과 거리를 두는 것이었습니다. 그때 예수님은 한 비유를 말씀하셨습니다.</w:t>
+      </w:r>
+    </w:p>
+    <w:p>
+      <w:pPr>
+        <w:spacing w:after="160" w:line="360"/>
+      </w:pPr>
+      <w:r>
+        <w:rPr>
+          <w:rFonts w:ascii="맑은 고딕" w:cs="맑은 고딕" w:eastAsia="맑은 고딕" w:hAnsi="맑은 고딕"/>
+          <w:sz w:val="24"/>
+          <w:szCs w:val="24"/>
+        </w:rPr>
+        <w:t xml:space="preserve">“너희 중에 어떤 사람이 양 백 마리가 있는데 그 중의 하나를 잃으면 아흔아홉 마리를 들에 두고 그 잃은 것을 찾아내기까지 찾아다니지 아니하겠느냐.” 그리고 목자는 그 양을 찾아내면 즐거워 어깨에 메고 집에 와서 벗과 이웃을 불러 함께 즐거워한다고 하셨습니다. 그 양은 스스로 돌아온 것이 아닙니다. 목자가 찾아왔고, 목자가 메고 왔습니다.</w:t>
+      </w:r>
+    </w:p>
+    <w:p>
+      <w:pPr>
+        <w:spacing w:after="160" w:line="360"/>
+      </w:pPr>
+      <w:r>
+        <w:rPr>
+          <w:rFonts w:ascii="맑은 고딕" w:cs="맑은 고딕" w:eastAsia="맑은 고딕" w:hAnsi="맑은 고딕"/>
+          <w:sz w:val="24"/>
+          <w:szCs w:val="24"/>
+        </w:rPr>
+        <w:t xml:space="preserve">예수님은 죄인 한 사람이 회개하면 하늘에서는 회개할 것 없는 의인 아흔아홉보다 그 한 사람으로 더 기뻐한다고 말씀하셨습니다. 스스로 의롭다고 여긴 사람들은 그 기쁨에 참여하지 못했고, 아무것도 내세울 것 없는 잃은 양이 하늘의 잔치를 일으켰습니다. 우리가 의롭다 하심을 받는 것은 우리가 목자를 찾아갔기 때문이 아니라, 목자이신 그리스도께서 우리를 찾아와 자기 어깨에 메셨기 때문입니다. 바울이 비시디아 안디옥에서 전한 복음이 바로 이것입니다.</w:t>
       </w:r>
     </w:p>
     <w:p>
@@ -1066,20 +1066,20 @@
           <w:sz w:val="24"/>
           <w:szCs w:val="24"/>
         </w:rPr>
-        <w:t xml:space="preserve">사랑하는 성도 여러분, 여러분은 무엇을 의지하여 하나님 앞에 서려고 합니까? 오랜 교회 출석입니까, 봉사 경력입니까, 헌금입니까, 남들보다 나은 도덕성입니까? 그것들은 모두 귀하지만, 그 어느 것도 우리를 의롭게 하지 못합니다. 바리새인의 기도에는 ‘나는’이라는 말이 가득했습니다. 세리의 기도에는 ‘불쌍히 여기소서’만 있었습니다.</w:t>
-      </w:r>
-    </w:p>
-    <w:p>
-      <w:pPr>
-        <w:spacing w:after="160" w:line="360"/>
-      </w:pPr>
-      <w:r>
-        <w:rPr>
-          <w:rFonts w:ascii="맑은 고딕" w:cs="맑은 고딕" w:eastAsia="맑은 고딕" w:hAnsi="맑은 고딕"/>
-          <w:sz w:val="24"/>
-          <w:szCs w:val="24"/>
-        </w:rPr>
-        <w:t xml:space="preserve">오늘 다시 세리의 자리에 서십시오. 그리고 그리스도만을 의지하십시오. 그러면 ‘모든 일에’ 의롭다 하심을 얻습니다. 과거의 어떤 죄도, 아무리 부끄러운 죄도 그리스도의 피로 덮을 수 없는 죄는 없습니다. 죄책감에 눌려 사는 분이 계십니까? 하나님께서 그리스도 안에서 의롭다고 선언하셨다면 누가 정죄하겠습니까? 동시에 이 은혜를 멸시하지 마십시오. 너무 익숙해서 가볍게 여기지 마십시오. 이것은 누가 일러 줄지라도 도무지 믿지 못할 만큼 놀라운 하나님의 일입니다.</w:t>
+        <w:t xml:space="preserve">사랑하는 성도 여러분, 여러분은 무엇을 의지하여 하나님 앞에 서려고 합니까? 오랜 교회 출석입니까, 봉사 경력입니까, 헌금입니까, 남들보다 나은 도덕성입니까? 그것들은 모두 귀하지만, 그 어느 것도 우리를 의롭게 하지 못합니다. 잃은 양은 목자에게 내밀 것이 아무것도 없었습니다. 그저 찾아온 목자의 어깨에 실려 집으로 돌아왔을 뿐입니다.</w:t>
+      </w:r>
+    </w:p>
+    <w:p>
+      <w:pPr>
+        <w:spacing w:after="160" w:line="360"/>
+      </w:pPr>
+      <w:r>
+        <w:rPr>
+          <w:rFonts w:ascii="맑은 고딕" w:cs="맑은 고딕" w:eastAsia="맑은 고딕" w:hAnsi="맑은 고딕"/>
+          <w:sz w:val="24"/>
+          <w:szCs w:val="24"/>
+        </w:rPr>
+        <w:t xml:space="preserve">오늘 다시 목자의 어깨에 실린 잃은 양의 자리에 서십시오. 그리고 그리스도만을 의지하십시오. 그러면 ‘모든 일에’ 의롭다 하심을 얻습니다. 과거의 어떤 죄도, 아무리 부끄러운 죄도 그리스도의 피로 덮을 수 없는 죄는 없습니다. 죄책감에 눌려 사는 분이 계십니까? 하나님께서 그리스도 안에서 의롭다고 선언하셨다면 누가 정죄하겠습니까? 동시에 이 은혜를 멸시하지 마십시오. 너무 익숙해서 가볍게 여기지 마십시오. 이것은 누가 일러 줄지라도 도무지 믿지 못할 만큼 놀라운 하나님의 일입니다.</w:t>
       </w:r>
     </w:p>
     <w:p>
